--- a/病案数据调取申请_分母数据_v1.docx
+++ b/病案数据调取申请_分母数据_v1.docx
@@ -552,7 +552,17 @@
     </w:p>
     <w:p>
       <w:r>
-        <w:t>分析中需要估计各年度的发生率，以判断病例数的变化是反映疾病本身的变化，还是本院同期业务量增长所致。为此需要调取同期的住院量作为分母。所申请数据均为按年月与病区汇总的计数，不涉及任何患者姓名、住院号或其他可识别信息。</w:t>
+        <w:t>分析中需要估计各年度的发生率，以判断病例数的变化是反映疾病本身的变化，还是本院同期业务量增长所致。为此需要调取同期的住院量作为分母。</w:t>
+      </w:r>
+    </w:p>
+    <w:p>
+      <w:r>
+        <w:t>此外，本课题病例由院内科研数据平台检索获得。病例数的年度变化能否解释为疾病趋势，前提是各年份的检索同样完整，因此另需按诊断编码调取同期胃十二指肠穿孔相关住院的逐月人次（第 6 项），与本课题已检索到的病例逐月核对。</w:t>
+      </w:r>
+    </w:p>
+    <w:p>
+      <w:r>
+        <w:t>所申请数据均为按年月与病区（或编码组）汇总的计数，不涉及任何患者姓名、住院号或其他可识别信息。</w:t>
       </w:r>
     </w:p>
     <w:p>
@@ -2043,7 +2053,7 @@
         <w:t>2019 年 7 月至 2020 年 3 月的住院数据是否完整。</w:t>
       </w:r>
       <w:r>
-        <w:t xml:space="preserve"> 本课题从院内科研数据平台导出的两份数据（胃十二指肠穿孔、消化道异物）在这 9 个月内住院记录均为零，而前后月份均正常（消化道异物住院每月 5 至 15 次），推测为平台数据缺失。请说明：（1）贵室病案首页系统在此期间的住院数据是否完整；（2）若完整，第 1、2、3、5 项请照常填报这 9 个月的实际数字，</w:t>
+        <w:t xml:space="preserve"> 本课题从院内科研数据平台导出的两份数据（胃十二指肠穿孔、消化道异物）在这 9 个月内住院记录均为零，而前后月份均正常（消化道异物住院每月 5 至 15 次），推测为平台数据缺失。请说明：（1）贵室病案首页系统在此期间的住院数据是否完整；（2）若完整，第 1、2、3、5、6 项请照常填报这 9 个月的实际数字，</w:t>
       </w:r>
       <w:r>
         <w:rPr>
@@ -2352,6 +2362,771 @@
     </w:p>
     <w:p>
       <w:pPr>
+        <w:pStyle w:val="Heading2"/>
+      </w:pPr>
+      <w:r>
+        <w:rPr>
+          <w:rFonts w:ascii="Times New Roman" w:hAnsi="Times New Roman" w:eastAsia="黑体"/>
+          <w:color w:val="000000"/>
+        </w:rPr>
+        <w:t>第 6 项 逐月 × 编码组 穿孔相关住院人次（病例检索完整性核对）</w:t>
+      </w:r>
+    </w:p>
+    <w:p>
+      <w:r>
+        <w:t>范围：</w:t>
+      </w:r>
+      <w:r>
+        <w:rPr>
+          <w:b/>
+        </w:rPr>
+        <w:t>全院</w:t>
+      </w:r>
+      <w:r>
+        <w:t>，不限病区。筛选：出院诊断（主要诊断或其他诊断中任一出现即计入）属于下列任一编码组。括号内为本课题病例中实际出现过的编码，供贵室核对编码习惯；同组内含义相同的其他亚目请一并计入。</w:t>
+      </w:r>
+    </w:p>
+    <w:p>
+      <w:pPr>
+        <w:sectPr>
+          <w:pgSz w:w="12240" w:h="15840"/>
+          <w:pgMar w:top="1440" w:right="1800" w:bottom="1440" w:left="1800" w:header="720" w:footer="720" w:gutter="0"/>
+          <w:cols w:space="720"/>
+          <w:docGrid w:linePitch="360"/>
+        </w:sectPr>
+      </w:pPr>
+    </w:p>
+    <w:tbl>
+      <w:tblPr>
+        <w:tblW w:type="auto" w:w="0"/>
+        <w:tblLayout w:type="fixed"/>
+        <w:tblLook w:firstColumn="1" w:firstRow="1" w:lastColumn="0" w:lastRow="0" w:noHBand="0" w:noVBand="1" w:val="04A0"/>
+        <w:tblBorders>
+          <w:top w:val="nil"/>
+          <w:left w:val="nil"/>
+          <w:bottom w:val="nil"/>
+          <w:right w:val="nil"/>
+          <w:insideH w:val="nil"/>
+          <w:insideV w:val="nil"/>
+        </w:tblBorders>
+      </w:tblPr>
+      <w:tblGrid>
+        <w:gridCol w:w="3548"/>
+        <w:gridCol w:w="8692"/>
+      </w:tblGrid>
+      <w:tr>
+        <w:trPr>
+          <w:tblHeader w:val="true"/>
+        </w:trPr>
+        <w:tc>
+          <w:tcPr>
+            <w:tcW w:type="dxa" w:w="3548"/>
+            <w:tcBorders>
+              <w:top w:val="single" w:sz="12" w:space="0" w:color="000000"/>
+              <w:left w:val="nil" w:sz="4" w:space="0" w:color="000000"/>
+              <w:bottom w:val="single" w:sz="6" w:space="0" w:color="000000"/>
+              <w:right w:val="nil" w:sz="4" w:space="0" w:color="000000"/>
+              <w:insideH w:val="nil" w:sz="4" w:space="0" w:color="000000"/>
+              <w:insideV w:val="nil" w:sz="4" w:space="0" w:color="000000"/>
+            </w:tcBorders>
+          </w:tcPr>
+          <w:p>
+            <w:pPr>
+              <w:spacing w:line="240" w:lineRule="auto"/>
+            </w:pPr>
+            <w:r>
+              <w:rPr>
+                <w:b/>
+                <w:sz w:val="18"/>
+              </w:rPr>
+            </w:r>
+            <w:r>
+              <w:rPr>
+                <w:b/>
+                <w:sz w:val="18"/>
+              </w:rPr>
+              <w:t>编码组</w:t>
+            </w:r>
+          </w:p>
+        </w:tc>
+        <w:tc>
+          <w:tcPr>
+            <w:tcW w:type="dxa" w:w="8692"/>
+            <w:tcBorders>
+              <w:top w:val="single" w:sz="12" w:space="0" w:color="000000"/>
+              <w:left w:val="nil" w:sz="4" w:space="0" w:color="000000"/>
+              <w:bottom w:val="single" w:sz="6" w:space="0" w:color="000000"/>
+              <w:right w:val="nil" w:sz="4" w:space="0" w:color="000000"/>
+              <w:insideH w:val="nil" w:sz="4" w:space="0" w:color="000000"/>
+              <w:insideV w:val="nil" w:sz="4" w:space="0" w:color="000000"/>
+            </w:tcBorders>
+          </w:tcPr>
+          <w:p>
+            <w:pPr>
+              <w:spacing w:line="240" w:lineRule="auto"/>
+            </w:pPr>
+            <w:r>
+              <w:rPr>
+                <w:b/>
+                <w:sz w:val="18"/>
+              </w:rPr>
+            </w:r>
+            <w:r>
+              <w:rPr>
+                <w:b/>
+                <w:sz w:val="18"/>
+              </w:rPr>
+              <w:t>纳入编码</w:t>
+            </w:r>
+          </w:p>
+        </w:tc>
+      </w:tr>
+      <w:tr>
+        <w:tc>
+          <w:tcPr>
+            <w:tcW w:type="dxa" w:w="3548"/>
+            <w:tcBorders>
+              <w:top w:val="nil" w:sz="4" w:space="0" w:color="000000"/>
+              <w:left w:val="nil" w:sz="4" w:space="0" w:color="000000"/>
+              <w:bottom w:val="nil" w:sz="4" w:space="0" w:color="000000"/>
+              <w:right w:val="nil" w:sz="4" w:space="0" w:color="000000"/>
+              <w:insideH w:val="nil" w:sz="4" w:space="0" w:color="000000"/>
+              <w:insideV w:val="nil" w:sz="4" w:space="0" w:color="000000"/>
+            </w:tcBorders>
+          </w:tcPr>
+          <w:p>
+            <w:pPr>
+              <w:spacing w:line="240" w:lineRule="auto"/>
+            </w:pPr>
+            <w:r>
+              <w:rPr>
+                <w:sz w:val="18"/>
+              </w:rPr>
+            </w:r>
+            <w:r>
+              <w:rPr>
+                <w:sz w:val="18"/>
+              </w:rPr>
+              <w:t>组 1 胃穿孔、胃破裂</w:t>
+            </w:r>
+          </w:p>
+        </w:tc>
+        <w:tc>
+          <w:tcPr>
+            <w:tcW w:type="dxa" w:w="8692"/>
+            <w:tcBorders>
+              <w:top w:val="nil" w:sz="4" w:space="0" w:color="000000"/>
+              <w:left w:val="nil" w:sz="4" w:space="0" w:color="000000"/>
+              <w:bottom w:val="nil" w:sz="4" w:space="0" w:color="000000"/>
+              <w:right w:val="nil" w:sz="4" w:space="0" w:color="000000"/>
+              <w:insideH w:val="nil" w:sz="4" w:space="0" w:color="000000"/>
+              <w:insideV w:val="nil" w:sz="4" w:space="0" w:color="000000"/>
+            </w:tcBorders>
+          </w:tcPr>
+          <w:p>
+            <w:pPr>
+              <w:spacing w:line="240" w:lineRule="auto"/>
+            </w:pPr>
+            <w:r>
+              <w:rPr>
+                <w:sz w:val="18"/>
+              </w:rPr>
+            </w:r>
+            <w:r>
+              <w:rPr>
+                <w:sz w:val="18"/>
+              </w:rPr>
+              <w:t>K31.8 下胃穿孔、胃破裂的亚目（K31.814 胃穿孔、K31.813 胃破裂）</w:t>
+            </w:r>
+          </w:p>
+        </w:tc>
+      </w:tr>
+      <w:tr>
+        <w:tc>
+          <w:tcPr>
+            <w:tcW w:type="dxa" w:w="3548"/>
+            <w:tcBorders>
+              <w:top w:val="nil" w:sz="4" w:space="0" w:color="000000"/>
+              <w:left w:val="nil" w:sz="4" w:space="0" w:color="000000"/>
+              <w:bottom w:val="nil" w:sz="4" w:space="0" w:color="000000"/>
+              <w:right w:val="nil" w:sz="4" w:space="0" w:color="000000"/>
+              <w:insideH w:val="nil" w:sz="4" w:space="0" w:color="000000"/>
+              <w:insideV w:val="nil" w:sz="4" w:space="0" w:color="000000"/>
+            </w:tcBorders>
+          </w:tcPr>
+          <w:p>
+            <w:pPr>
+              <w:spacing w:line="240" w:lineRule="auto"/>
+            </w:pPr>
+            <w:r>
+              <w:rPr>
+                <w:sz w:val="18"/>
+              </w:rPr>
+            </w:r>
+            <w:r>
+              <w:rPr>
+                <w:sz w:val="18"/>
+              </w:rPr>
+              <w:t>组 2 十二指肠穿孔</w:t>
+            </w:r>
+          </w:p>
+        </w:tc>
+        <w:tc>
+          <w:tcPr>
+            <w:tcW w:type="dxa" w:w="8692"/>
+            <w:tcBorders>
+              <w:top w:val="nil" w:sz="4" w:space="0" w:color="000000"/>
+              <w:left w:val="nil" w:sz="4" w:space="0" w:color="000000"/>
+              <w:bottom w:val="nil" w:sz="4" w:space="0" w:color="000000"/>
+              <w:right w:val="nil" w:sz="4" w:space="0" w:color="000000"/>
+              <w:insideH w:val="nil" w:sz="4" w:space="0" w:color="000000"/>
+              <w:insideV w:val="nil" w:sz="4" w:space="0" w:color="000000"/>
+            </w:tcBorders>
+          </w:tcPr>
+          <w:p>
+            <w:pPr>
+              <w:spacing w:line="240" w:lineRule="auto"/>
+            </w:pPr>
+            <w:r>
+              <w:rPr>
+                <w:sz w:val="18"/>
+              </w:rPr>
+            </w:r>
+            <w:r>
+              <w:rPr>
+                <w:sz w:val="18"/>
+              </w:rPr>
+              <w:t>K31.8 下十二指肠穿孔的亚目（K31.800x806 十二指肠穿孔）</w:t>
+            </w:r>
+          </w:p>
+        </w:tc>
+      </w:tr>
+      <w:tr>
+        <w:tc>
+          <w:tcPr>
+            <w:tcW w:type="dxa" w:w="3548"/>
+            <w:tcBorders>
+              <w:top w:val="nil" w:sz="4" w:space="0" w:color="000000"/>
+              <w:left w:val="nil" w:sz="4" w:space="0" w:color="000000"/>
+              <w:bottom w:val="nil" w:sz="4" w:space="0" w:color="000000"/>
+              <w:right w:val="nil" w:sz="4" w:space="0" w:color="000000"/>
+              <w:insideH w:val="nil" w:sz="4" w:space="0" w:color="000000"/>
+              <w:insideV w:val="nil" w:sz="4" w:space="0" w:color="000000"/>
+            </w:tcBorders>
+          </w:tcPr>
+          <w:p>
+            <w:pPr>
+              <w:spacing w:line="240" w:lineRule="auto"/>
+            </w:pPr>
+            <w:r>
+              <w:rPr>
+                <w:sz w:val="18"/>
+              </w:rPr>
+            </w:r>
+            <w:r>
+              <w:rPr>
+                <w:sz w:val="18"/>
+              </w:rPr>
+              <w:t>组 3 消化性溃疡伴穿孔</w:t>
+            </w:r>
+          </w:p>
+        </w:tc>
+        <w:tc>
+          <w:tcPr>
+            <w:tcW w:type="dxa" w:w="8692"/>
+            <w:tcBorders>
+              <w:top w:val="nil" w:sz="4" w:space="0" w:color="000000"/>
+              <w:left w:val="nil" w:sz="4" w:space="0" w:color="000000"/>
+              <w:bottom w:val="nil" w:sz="4" w:space="0" w:color="000000"/>
+              <w:right w:val="nil" w:sz="4" w:space="0" w:color="000000"/>
+              <w:insideH w:val="nil" w:sz="4" w:space="0" w:color="000000"/>
+              <w:insideV w:val="nil" w:sz="4" w:space="0" w:color="000000"/>
+            </w:tcBorders>
+          </w:tcPr>
+          <w:p>
+            <w:pPr>
+              <w:spacing w:line="240" w:lineRule="auto"/>
+            </w:pPr>
+            <w:r>
+              <w:rPr>
+                <w:sz w:val="18"/>
+              </w:rPr>
+            </w:r>
+            <w:r>
+              <w:rPr>
+                <w:sz w:val="18"/>
+              </w:rPr>
+              <w:t>K25、K26、K27 中伴穿孔的亚目，即 .1、.2、.5、.6（K25.101、K26.100、K26.500x001、K27.501）</w:t>
+            </w:r>
+          </w:p>
+        </w:tc>
+      </w:tr>
+      <w:tr>
+        <w:tc>
+          <w:tcPr>
+            <w:tcW w:type="dxa" w:w="3548"/>
+            <w:tcBorders>
+              <w:top w:val="nil" w:sz="4" w:space="0" w:color="000000"/>
+              <w:left w:val="nil" w:sz="4" w:space="0" w:color="000000"/>
+              <w:bottom w:val="nil" w:sz="4" w:space="0" w:color="000000"/>
+              <w:right w:val="nil" w:sz="4" w:space="0" w:color="000000"/>
+              <w:insideH w:val="nil" w:sz="4" w:space="0" w:color="000000"/>
+              <w:insideV w:val="nil" w:sz="4" w:space="0" w:color="000000"/>
+            </w:tcBorders>
+          </w:tcPr>
+          <w:p>
+            <w:pPr>
+              <w:spacing w:line="240" w:lineRule="auto"/>
+            </w:pPr>
+            <w:r>
+              <w:rPr>
+                <w:sz w:val="18"/>
+              </w:rPr>
+            </w:r>
+            <w:r>
+              <w:rPr>
+                <w:sz w:val="18"/>
+              </w:rPr>
+              <w:t>组 4 新生儿胃穿孔、胃壁肌层缺损</w:t>
+            </w:r>
+          </w:p>
+        </w:tc>
+        <w:tc>
+          <w:tcPr>
+            <w:tcW w:type="dxa" w:w="8692"/>
+            <w:tcBorders>
+              <w:top w:val="nil" w:sz="4" w:space="0" w:color="000000"/>
+              <w:left w:val="nil" w:sz="4" w:space="0" w:color="000000"/>
+              <w:bottom w:val="nil" w:sz="4" w:space="0" w:color="000000"/>
+              <w:right w:val="nil" w:sz="4" w:space="0" w:color="000000"/>
+              <w:insideH w:val="nil" w:sz="4" w:space="0" w:color="000000"/>
+              <w:insideV w:val="nil" w:sz="4" w:space="0" w:color="000000"/>
+            </w:tcBorders>
+          </w:tcPr>
+          <w:p>
+            <w:pPr>
+              <w:spacing w:line="240" w:lineRule="auto"/>
+            </w:pPr>
+            <w:r>
+              <w:rPr>
+                <w:sz w:val="18"/>
+              </w:rPr>
+            </w:r>
+            <w:r>
+              <w:rPr>
+                <w:sz w:val="18"/>
+              </w:rPr>
+              <w:t>P78.8 下新生儿胃穿孔、胃破裂的亚目（P78.800x009）；Q40.204 先天性胃壁肌层缺损</w:t>
+            </w:r>
+          </w:p>
+        </w:tc>
+      </w:tr>
+      <w:tr>
+        <w:tc>
+          <w:tcPr>
+            <w:tcW w:type="dxa" w:w="3548"/>
+            <w:tcBorders>
+              <w:top w:val="nil" w:sz="4" w:space="0" w:color="000000"/>
+              <w:left w:val="nil" w:sz="4" w:space="0" w:color="000000"/>
+              <w:bottom w:val="single" w:sz="12" w:space="0" w:color="000000"/>
+              <w:right w:val="nil" w:sz="4" w:space="0" w:color="000000"/>
+              <w:insideH w:val="nil" w:sz="4" w:space="0" w:color="000000"/>
+              <w:insideV w:val="nil" w:sz="4" w:space="0" w:color="000000"/>
+            </w:tcBorders>
+          </w:tcPr>
+          <w:p>
+            <w:pPr>
+              <w:spacing w:line="240" w:lineRule="auto"/>
+            </w:pPr>
+            <w:r>
+              <w:rPr>
+                <w:sz w:val="18"/>
+              </w:rPr>
+            </w:r>
+            <w:r>
+              <w:rPr>
+                <w:sz w:val="18"/>
+              </w:rPr>
+              <w:t>组 5 胃、十二指肠损伤</w:t>
+            </w:r>
+          </w:p>
+        </w:tc>
+        <w:tc>
+          <w:tcPr>
+            <w:tcW w:type="dxa" w:w="8692"/>
+            <w:tcBorders>
+              <w:top w:val="nil" w:sz="4" w:space="0" w:color="000000"/>
+              <w:left w:val="nil" w:sz="4" w:space="0" w:color="000000"/>
+              <w:bottom w:val="single" w:sz="12" w:space="0" w:color="000000"/>
+              <w:right w:val="nil" w:sz="4" w:space="0" w:color="000000"/>
+              <w:insideH w:val="nil" w:sz="4" w:space="0" w:color="000000"/>
+              <w:insideV w:val="nil" w:sz="4" w:space="0" w:color="000000"/>
+            </w:tcBorders>
+          </w:tcPr>
+          <w:p>
+            <w:pPr>
+              <w:spacing w:line="240" w:lineRule="auto"/>
+            </w:pPr>
+            <w:r>
+              <w:rPr>
+                <w:sz w:val="18"/>
+              </w:rPr>
+            </w:r>
+            <w:r>
+              <w:rPr>
+                <w:sz w:val="18"/>
+              </w:rPr>
+              <w:t>S36.3 胃损伤全部亚目（S36.300）；S36.4 下十二指肠损伤的亚目（S36.405）</w:t>
+            </w:r>
+          </w:p>
+        </w:tc>
+      </w:tr>
+    </w:tbl>
+    <w:p/>
+    <w:tbl>
+      <w:tblPr>
+        <w:tblW w:type="auto" w:w="0"/>
+        <w:tblLayout w:type="fixed"/>
+        <w:tblLook w:firstColumn="1" w:firstRow="1" w:lastColumn="0" w:lastRow="0" w:noHBand="0" w:noVBand="1" w:val="04A0"/>
+        <w:tblBorders>
+          <w:top w:val="nil"/>
+          <w:left w:val="nil"/>
+          <w:bottom w:val="nil"/>
+          <w:right w:val="nil"/>
+          <w:insideH w:val="nil"/>
+          <w:insideV w:val="nil"/>
+        </w:tblBorders>
+      </w:tblPr>
+      <w:tblGrid>
+        <w:gridCol w:w="3351"/>
+        <w:gridCol w:w="8889"/>
+      </w:tblGrid>
+      <w:tr>
+        <w:trPr>
+          <w:tblHeader w:val="true"/>
+        </w:trPr>
+        <w:tc>
+          <w:tcPr>
+            <w:tcW w:type="dxa" w:w="3351"/>
+            <w:tcBorders>
+              <w:top w:val="single" w:sz="12" w:space="0" w:color="000000"/>
+              <w:left w:val="nil" w:sz="4" w:space="0" w:color="000000"/>
+              <w:bottom w:val="single" w:sz="6" w:space="0" w:color="000000"/>
+              <w:right w:val="nil" w:sz="4" w:space="0" w:color="000000"/>
+              <w:insideH w:val="nil" w:sz="4" w:space="0" w:color="000000"/>
+              <w:insideV w:val="nil" w:sz="4" w:space="0" w:color="000000"/>
+            </w:tcBorders>
+          </w:tcPr>
+          <w:p>
+            <w:pPr>
+              <w:spacing w:line="240" w:lineRule="auto"/>
+            </w:pPr>
+            <w:r>
+              <w:rPr>
+                <w:b/>
+                <w:sz w:val="18"/>
+              </w:rPr>
+            </w:r>
+            <w:r>
+              <w:rPr>
+                <w:b/>
+                <w:sz w:val="18"/>
+              </w:rPr>
+              <w:t>输出字段</w:t>
+            </w:r>
+          </w:p>
+        </w:tc>
+        <w:tc>
+          <w:tcPr>
+            <w:tcW w:type="dxa" w:w="8889"/>
+            <w:tcBorders>
+              <w:top w:val="single" w:sz="12" w:space="0" w:color="000000"/>
+              <w:left w:val="nil" w:sz="4" w:space="0" w:color="000000"/>
+              <w:bottom w:val="single" w:sz="6" w:space="0" w:color="000000"/>
+              <w:right w:val="nil" w:sz="4" w:space="0" w:color="000000"/>
+              <w:insideH w:val="nil" w:sz="4" w:space="0" w:color="000000"/>
+              <w:insideV w:val="nil" w:sz="4" w:space="0" w:color="000000"/>
+            </w:tcBorders>
+          </w:tcPr>
+          <w:p>
+            <w:pPr>
+              <w:spacing w:line="240" w:lineRule="auto"/>
+            </w:pPr>
+            <w:r>
+              <w:rPr>
+                <w:b/>
+                <w:sz w:val="18"/>
+              </w:rPr>
+            </w:r>
+            <w:r>
+              <w:rPr>
+                <w:b/>
+                <w:sz w:val="18"/>
+              </w:rPr>
+              <w:t>说明</w:t>
+            </w:r>
+          </w:p>
+        </w:tc>
+      </w:tr>
+      <w:tr>
+        <w:tc>
+          <w:tcPr>
+            <w:tcW w:type="dxa" w:w="3351"/>
+            <w:tcBorders>
+              <w:top w:val="nil" w:sz="4" w:space="0" w:color="000000"/>
+              <w:left w:val="nil" w:sz="4" w:space="0" w:color="000000"/>
+              <w:bottom w:val="nil" w:sz="4" w:space="0" w:color="000000"/>
+              <w:right w:val="nil" w:sz="4" w:space="0" w:color="000000"/>
+              <w:insideH w:val="nil" w:sz="4" w:space="0" w:color="000000"/>
+              <w:insideV w:val="nil" w:sz="4" w:space="0" w:color="000000"/>
+            </w:tcBorders>
+          </w:tcPr>
+          <w:p>
+            <w:pPr>
+              <w:spacing w:line="240" w:lineRule="auto"/>
+            </w:pPr>
+            <w:r>
+              <w:rPr>
+                <w:sz w:val="18"/>
+              </w:rPr>
+            </w:r>
+            <w:r>
+              <w:rPr>
+                <w:sz w:val="18"/>
+              </w:rPr>
+              <w:t>年</w:t>
+            </w:r>
+          </w:p>
+        </w:tc>
+        <w:tc>
+          <w:tcPr>
+            <w:tcW w:type="dxa" w:w="8889"/>
+            <w:tcBorders>
+              <w:top w:val="nil" w:sz="4" w:space="0" w:color="000000"/>
+              <w:left w:val="nil" w:sz="4" w:space="0" w:color="000000"/>
+              <w:bottom w:val="nil" w:sz="4" w:space="0" w:color="000000"/>
+              <w:right w:val="nil" w:sz="4" w:space="0" w:color="000000"/>
+              <w:insideH w:val="nil" w:sz="4" w:space="0" w:color="000000"/>
+              <w:insideV w:val="nil" w:sz="4" w:space="0" w:color="000000"/>
+            </w:tcBorders>
+          </w:tcPr>
+          <w:p>
+            <w:pPr>
+              <w:spacing w:line="240" w:lineRule="auto"/>
+            </w:pPr>
+            <w:r>
+              <w:rPr>
+                <w:sz w:val="18"/>
+              </w:rPr>
+            </w:r>
+            <w:r>
+              <w:rPr>
+                <w:sz w:val="18"/>
+              </w:rPr>
+              <w:t>按入院日期</w:t>
+            </w:r>
+          </w:p>
+        </w:tc>
+      </w:tr>
+      <w:tr>
+        <w:tc>
+          <w:tcPr>
+            <w:tcW w:type="dxa" w:w="3351"/>
+            <w:tcBorders>
+              <w:top w:val="nil" w:sz="4" w:space="0" w:color="000000"/>
+              <w:left w:val="nil" w:sz="4" w:space="0" w:color="000000"/>
+              <w:bottom w:val="nil" w:sz="4" w:space="0" w:color="000000"/>
+              <w:right w:val="nil" w:sz="4" w:space="0" w:color="000000"/>
+              <w:insideH w:val="nil" w:sz="4" w:space="0" w:color="000000"/>
+              <w:insideV w:val="nil" w:sz="4" w:space="0" w:color="000000"/>
+            </w:tcBorders>
+          </w:tcPr>
+          <w:p>
+            <w:pPr>
+              <w:spacing w:line="240" w:lineRule="auto"/>
+            </w:pPr>
+            <w:r>
+              <w:rPr>
+                <w:sz w:val="18"/>
+              </w:rPr>
+            </w:r>
+            <w:r>
+              <w:rPr>
+                <w:sz w:val="18"/>
+              </w:rPr>
+              <w:t>月</w:t>
+            </w:r>
+          </w:p>
+        </w:tc>
+        <w:tc>
+          <w:tcPr>
+            <w:tcW w:type="dxa" w:w="8889"/>
+            <w:tcBorders>
+              <w:top w:val="nil" w:sz="4" w:space="0" w:color="000000"/>
+              <w:left w:val="nil" w:sz="4" w:space="0" w:color="000000"/>
+              <w:bottom w:val="nil" w:sz="4" w:space="0" w:color="000000"/>
+              <w:right w:val="nil" w:sz="4" w:space="0" w:color="000000"/>
+              <w:insideH w:val="nil" w:sz="4" w:space="0" w:color="000000"/>
+              <w:insideV w:val="nil" w:sz="4" w:space="0" w:color="000000"/>
+            </w:tcBorders>
+          </w:tcPr>
+          <w:p>
+            <w:pPr>
+              <w:spacing w:line="240" w:lineRule="auto"/>
+            </w:pPr>
+            <w:r>
+              <w:rPr>
+                <w:sz w:val="18"/>
+              </w:rPr>
+            </w:r>
+            <w:r>
+              <w:rPr>
+                <w:sz w:val="18"/>
+              </w:rPr>
+              <w:t>1 至 12</w:t>
+            </w:r>
+          </w:p>
+        </w:tc>
+      </w:tr>
+      <w:tr>
+        <w:tc>
+          <w:tcPr>
+            <w:tcW w:type="dxa" w:w="3351"/>
+            <w:tcBorders>
+              <w:top w:val="nil" w:sz="4" w:space="0" w:color="000000"/>
+              <w:left w:val="nil" w:sz="4" w:space="0" w:color="000000"/>
+              <w:bottom w:val="nil" w:sz="4" w:space="0" w:color="000000"/>
+              <w:right w:val="nil" w:sz="4" w:space="0" w:color="000000"/>
+              <w:insideH w:val="nil" w:sz="4" w:space="0" w:color="000000"/>
+              <w:insideV w:val="nil" w:sz="4" w:space="0" w:color="000000"/>
+            </w:tcBorders>
+          </w:tcPr>
+          <w:p>
+            <w:pPr>
+              <w:spacing w:line="240" w:lineRule="auto"/>
+            </w:pPr>
+            <w:r>
+              <w:rPr>
+                <w:sz w:val="18"/>
+              </w:rPr>
+            </w:r>
+            <w:r>
+              <w:rPr>
+                <w:sz w:val="18"/>
+              </w:rPr>
+              <w:t>组 1 至组 5 住院人次</w:t>
+            </w:r>
+          </w:p>
+        </w:tc>
+        <w:tc>
+          <w:tcPr>
+            <w:tcW w:type="dxa" w:w="8889"/>
+            <w:tcBorders>
+              <w:top w:val="nil" w:sz="4" w:space="0" w:color="000000"/>
+              <w:left w:val="nil" w:sz="4" w:space="0" w:color="000000"/>
+              <w:bottom w:val="nil" w:sz="4" w:space="0" w:color="000000"/>
+              <w:right w:val="nil" w:sz="4" w:space="0" w:color="000000"/>
+              <w:insideH w:val="nil" w:sz="4" w:space="0" w:color="000000"/>
+              <w:insideV w:val="nil" w:sz="4" w:space="0" w:color="000000"/>
+            </w:tcBorders>
+          </w:tcPr>
+          <w:p>
+            <w:pPr>
+              <w:spacing w:line="240" w:lineRule="auto"/>
+            </w:pPr>
+            <w:r>
+              <w:rPr>
+                <w:sz w:val="18"/>
+              </w:rPr>
+            </w:r>
+            <w:r>
+              <w:rPr>
+                <w:sz w:val="18"/>
+              </w:rPr>
+              <w:t>各组分别计数；同一次住院出现多个编码组时，在各组分别计入</w:t>
+            </w:r>
+          </w:p>
+        </w:tc>
+      </w:tr>
+      <w:tr>
+        <w:tc>
+          <w:tcPr>
+            <w:tcW w:type="dxa" w:w="3351"/>
+            <w:tcBorders>
+              <w:top w:val="nil" w:sz="4" w:space="0" w:color="000000"/>
+              <w:left w:val="nil" w:sz="4" w:space="0" w:color="000000"/>
+              <w:bottom w:val="single" w:sz="12" w:space="0" w:color="000000"/>
+              <w:right w:val="nil" w:sz="4" w:space="0" w:color="000000"/>
+              <w:insideH w:val="nil" w:sz="4" w:space="0" w:color="000000"/>
+              <w:insideV w:val="nil" w:sz="4" w:space="0" w:color="000000"/>
+            </w:tcBorders>
+          </w:tcPr>
+          <w:p>
+            <w:pPr>
+              <w:spacing w:line="240" w:lineRule="auto"/>
+            </w:pPr>
+            <w:r>
+              <w:rPr>
+                <w:sz w:val="18"/>
+              </w:rPr>
+            </w:r>
+            <w:r>
+              <w:rPr>
+                <w:sz w:val="18"/>
+              </w:rPr>
+              <w:t>合计（去重）</w:t>
+            </w:r>
+          </w:p>
+        </w:tc>
+        <w:tc>
+          <w:tcPr>
+            <w:tcW w:type="dxa" w:w="8889"/>
+            <w:tcBorders>
+              <w:top w:val="nil" w:sz="4" w:space="0" w:color="000000"/>
+              <w:left w:val="nil" w:sz="4" w:space="0" w:color="000000"/>
+              <w:bottom w:val="single" w:sz="12" w:space="0" w:color="000000"/>
+              <w:right w:val="nil" w:sz="4" w:space="0" w:color="000000"/>
+              <w:insideH w:val="nil" w:sz="4" w:space="0" w:color="000000"/>
+              <w:insideV w:val="nil" w:sz="4" w:space="0" w:color="000000"/>
+            </w:tcBorders>
+          </w:tcPr>
+          <w:p>
+            <w:pPr>
+              <w:spacing w:line="240" w:lineRule="auto"/>
+            </w:pPr>
+            <w:r>
+              <w:rPr>
+                <w:sz w:val="18"/>
+              </w:rPr>
+            </w:r>
+            <w:r>
+              <w:rPr>
+                <w:sz w:val="18"/>
+              </w:rPr>
+              <w:t>出现上述任一编码组的住院人次，同一次住院只计 1 次</w:t>
+            </w:r>
+          </w:p>
+        </w:tc>
+      </w:tr>
+    </w:tbl>
+    <w:p/>
+    <w:p>
+      <w:pPr>
+        <w:sectPr>
+          <w:pgSz w:w="15840" w:h="12240" w:orient="landscape"/>
+          <w:pgMar w:top="1440" w:right="1800" w:bottom="1440" w:left="1800" w:header="720" w:footer="720" w:gutter="0"/>
+          <w:cols w:space="720"/>
+          <w:docGrid w:linePitch="360"/>
+        </w:sectPr>
+      </w:pPr>
+    </w:p>
+    <w:p>
+      <w:r>
+        <w:t>说明：本项用于逐月核对本课题的病例检索是否完整。若某月贵室计数多于本课题检索到的病例数，课题组将在科研数据平台中对该月做定向补充检索；本项本身仍为汇总计数。组 5 单列，是因为创伤性胃、十二指肠破裂多编码为损伤，诊断名称中不一定含「穿孔」字样，按名称检索时容易遗漏。</w:t>
+      </w:r>
+    </w:p>
+    <w:p>
+      <w:pPr>
         <w:pStyle w:val="Heading1"/>
       </w:pPr>
       <w:r>
@@ -2381,7 +3156,7 @@
     </w:p>
     <w:p>
       <w:r>
-        <w:t>本次调取的数据仅用于上述已获伦理批准课题的分母估计与发生率分析，均为汇总计数，不包含任何患者可识别信息。数据由课题组专人管理，不向院外提供，研究结果发表时仅呈现汇总统计量。</w:t>
+        <w:t>本次调取的数据仅用于上述已获伦理批准课题的分母估计、发生率分析及病例检索完整性核对，均为汇总计数，不包含任何患者可识别信息。数据由课题组专人管理，不向院外提供，研究结果发表时仅呈现汇总统计量。</w:t>
       </w:r>
     </w:p>
     <w:p>

--- a/病案数据调取申请_分母数据_v1.docx
+++ b/病案数据调取申请_分母数据_v1.docx
@@ -26,6 +26,16 @@
         <w:t>一、申请信息</w:t>
       </w:r>
     </w:p>
+    <w:p>
+      <w:pPr>
+        <w:sectPr>
+          <w:pgSz w:w="12240" w:h="15840"/>
+          <w:pgMar w:top="1440" w:right="1800" w:bottom="1440" w:left="1800" w:header="720" w:footer="720" w:gutter="0"/>
+          <w:cols w:space="720"/>
+          <w:docGrid w:linePitch="360"/>
+        </w:sectPr>
+      </w:pPr>
+    </w:p>
     <w:tbl>
       <w:tblPr>
         <w:tblW w:type="auto" w:w="0"/>
@@ -41,8 +51,8 @@
         </w:tblBorders>
       </w:tblPr>
       <w:tblGrid>
-        <w:gridCol w:w="1607"/>
-        <w:gridCol w:w="7033"/>
+        <w:gridCol w:w="1245"/>
+        <w:gridCol w:w="10995"/>
       </w:tblGrid>
       <w:tr>
         <w:trPr>
@@ -50,7 +60,7 @@
         </w:trPr>
         <w:tc>
           <w:tcPr>
-            <w:tcW w:type="dxa" w:w="1607"/>
+            <w:tcW w:type="dxa" w:w="1245"/>
             <w:tcBorders>
               <w:top w:val="single" w:sz="12" w:space="0" w:color="000000"/>
               <w:left w:val="nil" w:sz="4" w:space="0" w:color="000000"/>
@@ -81,7 +91,7 @@
         </w:tc>
         <w:tc>
           <w:tcPr>
-            <w:tcW w:type="dxa" w:w="7033"/>
+            <w:tcW w:type="dxa" w:w="10995"/>
             <w:tcBorders>
               <w:top w:val="single" w:sz="12" w:space="0" w:color="000000"/>
               <w:left w:val="nil" w:sz="4" w:space="0" w:color="000000"/>
@@ -114,7 +124,7 @@
       <w:tr>
         <w:tc>
           <w:tcPr>
-            <w:tcW w:type="dxa" w:w="1607"/>
+            <w:tcW w:type="dxa" w:w="1245"/>
             <w:tcBorders>
               <w:top w:val="nil" w:sz="4" w:space="0" w:color="000000"/>
               <w:left w:val="nil" w:sz="4" w:space="0" w:color="000000"/>
@@ -143,7 +153,7 @@
         </w:tc>
         <w:tc>
           <w:tcPr>
-            <w:tcW w:type="dxa" w:w="7033"/>
+            <w:tcW w:type="dxa" w:w="10995"/>
             <w:tcBorders>
               <w:top w:val="nil" w:sz="4" w:space="0" w:color="000000"/>
               <w:left w:val="nil" w:sz="4" w:space="0" w:color="000000"/>
@@ -174,7 +184,7 @@
       <w:tr>
         <w:tc>
           <w:tcPr>
-            <w:tcW w:type="dxa" w:w="1607"/>
+            <w:tcW w:type="dxa" w:w="1245"/>
             <w:tcBorders>
               <w:top w:val="nil" w:sz="4" w:space="0" w:color="000000"/>
               <w:left w:val="nil" w:sz="4" w:space="0" w:color="000000"/>
@@ -203,7 +213,7 @@
         </w:tc>
         <w:tc>
           <w:tcPr>
-            <w:tcW w:type="dxa" w:w="7033"/>
+            <w:tcW w:type="dxa" w:w="10995"/>
             <w:tcBorders>
               <w:top w:val="nil" w:sz="4" w:space="0" w:color="000000"/>
               <w:left w:val="nil" w:sz="4" w:space="0" w:color="000000"/>
@@ -234,7 +244,7 @@
       <w:tr>
         <w:tc>
           <w:tcPr>
-            <w:tcW w:type="dxa" w:w="1607"/>
+            <w:tcW w:type="dxa" w:w="1245"/>
             <w:tcBorders>
               <w:top w:val="nil" w:sz="4" w:space="0" w:color="000000"/>
               <w:left w:val="nil" w:sz="4" w:space="0" w:color="000000"/>
@@ -263,7 +273,7 @@
         </w:tc>
         <w:tc>
           <w:tcPr>
-            <w:tcW w:type="dxa" w:w="7033"/>
+            <w:tcW w:type="dxa" w:w="10995"/>
             <w:tcBorders>
               <w:top w:val="nil" w:sz="4" w:space="0" w:color="000000"/>
               <w:left w:val="nil" w:sz="4" w:space="0" w:color="000000"/>
@@ -294,7 +304,7 @@
       <w:tr>
         <w:tc>
           <w:tcPr>
-            <w:tcW w:type="dxa" w:w="1607"/>
+            <w:tcW w:type="dxa" w:w="1245"/>
             <w:tcBorders>
               <w:top w:val="nil" w:sz="4" w:space="0" w:color="000000"/>
               <w:left w:val="nil" w:sz="4" w:space="0" w:color="000000"/>
@@ -323,7 +333,7 @@
         </w:tc>
         <w:tc>
           <w:tcPr>
-            <w:tcW w:type="dxa" w:w="7033"/>
+            <w:tcW w:type="dxa" w:w="10995"/>
             <w:tcBorders>
               <w:top w:val="nil" w:sz="4" w:space="0" w:color="000000"/>
               <w:left w:val="nil" w:sz="4" w:space="0" w:color="000000"/>
@@ -354,7 +364,67 @@
       <w:tr>
         <w:tc>
           <w:tcPr>
-            <w:tcW w:type="dxa" w:w="1607"/>
+            <w:tcW w:type="dxa" w:w="1245"/>
+            <w:tcBorders>
+              <w:top w:val="nil" w:sz="4" w:space="0" w:color="000000"/>
+              <w:left w:val="nil" w:sz="4" w:space="0" w:color="000000"/>
+              <w:bottom w:val="nil" w:sz="4" w:space="0" w:color="000000"/>
+              <w:right w:val="nil" w:sz="4" w:space="0" w:color="000000"/>
+              <w:insideH w:val="nil" w:sz="4" w:space="0" w:color="000000"/>
+              <w:insideV w:val="nil" w:sz="4" w:space="0" w:color="000000"/>
+            </w:tcBorders>
+          </w:tcPr>
+          <w:p>
+            <w:pPr>
+              <w:spacing w:line="240" w:lineRule="auto"/>
+            </w:pPr>
+            <w:r>
+              <w:rPr>
+                <w:sz w:val="18"/>
+              </w:rPr>
+            </w:r>
+            <w:r>
+              <w:rPr>
+                <w:sz w:val="18"/>
+              </w:rPr>
+              <w:t>题目变更说明</w:t>
+            </w:r>
+          </w:p>
+        </w:tc>
+        <w:tc>
+          <w:tcPr>
+            <w:tcW w:type="dxa" w:w="10995"/>
+            <w:tcBorders>
+              <w:top w:val="nil" w:sz="4" w:space="0" w:color="000000"/>
+              <w:left w:val="nil" w:sz="4" w:space="0" w:color="000000"/>
+              <w:bottom w:val="nil" w:sz="4" w:space="0" w:color="000000"/>
+              <w:right w:val="nil" w:sz="4" w:space="0" w:color="000000"/>
+              <w:insideH w:val="nil" w:sz="4" w:space="0" w:color="000000"/>
+              <w:insideV w:val="nil" w:sz="4" w:space="0" w:color="000000"/>
+            </w:tcBorders>
+          </w:tcPr>
+          <w:p>
+            <w:pPr>
+              <w:spacing w:line="240" w:lineRule="auto"/>
+            </w:pPr>
+            <w:r>
+              <w:rPr>
+                <w:sz w:val="18"/>
+              </w:rPr>
+            </w:r>
+            <w:r>
+              <w:rPr>
+                <w:sz w:val="18"/>
+              </w:rPr>
+              <w:t>本课题原方案名称为《儿童胃十二指肠穿孔的临床特征及手术疗效分析》（V1.1，已获伦理批准）；题目变更为现名称的方案修正案（V2.0）已随本申请同步提交院医学伦理委员会审查，伦理批件号不变，尚待批复</w:t>
+            </w:r>
+          </w:p>
+        </w:tc>
+      </w:tr>
+      <w:tr>
+        <w:tc>
+          <w:tcPr>
+            <w:tcW w:type="dxa" w:w="1245"/>
             <w:tcBorders>
               <w:top w:val="nil" w:sz="4" w:space="0" w:color="000000"/>
               <w:left w:val="nil" w:sz="4" w:space="0" w:color="000000"/>
@@ -383,7 +453,7 @@
         </w:tc>
         <w:tc>
           <w:tcPr>
-            <w:tcW w:type="dxa" w:w="7033"/>
+            <w:tcW w:type="dxa" w:w="10995"/>
             <w:tcBorders>
               <w:top w:val="nil" w:sz="4" w:space="0" w:color="000000"/>
               <w:left w:val="nil" w:sz="4" w:space="0" w:color="000000"/>
@@ -414,7 +484,7 @@
       <w:tr>
         <w:tc>
           <w:tcPr>
-            <w:tcW w:type="dxa" w:w="1607"/>
+            <w:tcW w:type="dxa" w:w="1245"/>
             <w:tcBorders>
               <w:top w:val="nil" w:sz="4" w:space="0" w:color="000000"/>
               <w:left w:val="nil" w:sz="4" w:space="0" w:color="000000"/>
@@ -443,7 +513,7 @@
         </w:tc>
         <w:tc>
           <w:tcPr>
-            <w:tcW w:type="dxa" w:w="7033"/>
+            <w:tcW w:type="dxa" w:w="10995"/>
             <w:tcBorders>
               <w:top w:val="nil" w:sz="4" w:space="0" w:color="000000"/>
               <w:left w:val="nil" w:sz="4" w:space="0" w:color="000000"/>
@@ -474,7 +544,7 @@
       <w:tr>
         <w:tc>
           <w:tcPr>
-            <w:tcW w:type="dxa" w:w="1607"/>
+            <w:tcW w:type="dxa" w:w="1245"/>
             <w:tcBorders>
               <w:top w:val="nil" w:sz="4" w:space="0" w:color="000000"/>
               <w:left w:val="nil" w:sz="4" w:space="0" w:color="000000"/>
@@ -503,7 +573,7 @@
         </w:tc>
         <w:tc>
           <w:tcPr>
-            <w:tcW w:type="dxa" w:w="7033"/>
+            <w:tcW w:type="dxa" w:w="10995"/>
             <w:tcBorders>
               <w:top w:val="nil" w:sz="4" w:space="0" w:color="000000"/>
               <w:left w:val="nil" w:sz="4" w:space="0" w:color="000000"/>
@@ -535,6 +605,16 @@
     <w:p/>
     <w:p>
       <w:pPr>
+        <w:sectPr>
+          <w:pgSz w:w="15840" w:h="12240" w:orient="landscape"/>
+          <w:pgMar w:top="1440" w:right="1800" w:bottom="1440" w:left="1800" w:header="720" w:footer="720" w:gutter="0"/>
+          <w:cols w:space="720"/>
+          <w:docGrid w:linePitch="360"/>
+        </w:sectPr>
+      </w:pPr>
+    </w:p>
+    <w:p>
+      <w:pPr>
         <w:pStyle w:val="Heading1"/>
       </w:pPr>
       <w:r>
@@ -547,7 +627,7 @@
     </w:p>
     <w:p>
       <w:r>
-        <w:t>本课题已通过院医学伦理委员会审查，拟分析 2016 年 6 月至 2026 年 5 月本院收治的儿童胃十二指肠穿孔病例的病因构成及其时间变化趋势。</w:t>
+        <w:t>本课题已通过院医学伦理委员会审查（原方案名称见上表「题目变更说明」），拟分析 2016 年 6 月至 2026 年 5 月本院收治的儿童胃十二指肠穿孔病例的病因构成及其时间变化趋势。本次数据调取范围与统计口径均按现题目对应的修订后方案（V2.0）拟定；若修正案审查中方案有实质性调整，本申请将随之更新。</w:t>
       </w:r>
     </w:p>
     <w:p>
